--- a/dosyalar/10-sinif/arapca-10-1d1y-klasik.docx
+++ b/dosyalar/10-sinif/arapca-10-1d1y-klasik.docx
@@ -658,7 +658,7 @@
                 <w:szCs w:val="30"/>
                 <w:rtl/>
               </w:rPr>
-              <w:t xml:space="preserve">اَلصِّدْقُ</w:t>
+              <w:t xml:space="preserve">اَلصِّدْقُ</w:t>
             </w:r>
           </w:p>
         </w:tc>
@@ -754,7 +754,7 @@
                 <w:szCs w:val="30"/>
                 <w:rtl/>
               </w:rPr>
-              <w:t xml:space="preserve">اَلْأَمَانَةُ</w:t>
+              <w:t xml:space="preserve">اَلأَمَانَةُ</w:t>
             </w:r>
           </w:p>
         </w:tc>
@@ -850,7 +850,7 @@
                 <w:szCs w:val="30"/>
                 <w:rtl/>
               </w:rPr>
-              <w:t xml:space="preserve">اَلتَّعَاوُنُ</w:t>
+              <w:t xml:space="preserve">اَلتَّعَاوُنُ</w:t>
             </w:r>
           </w:p>
         </w:tc>
@@ -946,7 +946,7 @@
                 <w:szCs w:val="30"/>
                 <w:rtl/>
               </w:rPr>
-              <w:t xml:space="preserve">اَلْإِحْسَانُ</w:t>
+              <w:t xml:space="preserve">اَلإِحْسَانُ</w:t>
             </w:r>
           </w:p>
         </w:tc>
@@ -1042,7 +1042,7 @@
                 <w:szCs w:val="30"/>
                 <w:rtl/>
               </w:rPr>
-              <w:t xml:space="preserve">اَلْقَنَاعَةُ</w:t>
+              <w:t xml:space="preserve">اَلقَنَاعَةُ</w:t>
             </w:r>
           </w:p>
         </w:tc>
@@ -1138,7 +1138,7 @@
                 <w:szCs w:val="30"/>
                 <w:rtl/>
               </w:rPr>
-              <w:t xml:space="preserve">اَلتَّوَاضُعُ</w:t>
+              <w:t xml:space="preserve">اَلتَّوَاضُعُ</w:t>
             </w:r>
           </w:p>
         </w:tc>
@@ -2123,7 +2123,7 @@
                 <w:szCs w:val="27"/>
                 <w:rtl/>
               </w:rPr>
-              <w:t xml:space="preserve">اَلْأَمَانَةُ</w:t>
+              <w:t xml:space="preserve">اَلأَمَانَةُ</w:t>
             </w:r>
           </w:p>
         </w:tc>
@@ -2293,7 +2293,7 @@
                 <w:szCs w:val="27"/>
                 <w:rtl/>
               </w:rPr>
-              <w:t xml:space="preserve">اَلْإِيثَارُ</w:t>
+              <w:t xml:space="preserve">اَلإِيثَارُ</w:t>
             </w:r>
           </w:p>
         </w:tc>
@@ -2463,7 +2463,7 @@
                 <w:szCs w:val="27"/>
                 <w:rtl/>
               </w:rPr>
-              <w:t xml:space="preserve">صِلَةُ الرَّحِمِ</w:t>
+              <w:t xml:space="preserve">صِلَةُ الرَّحِمِ</w:t>
             </w:r>
           </w:p>
         </w:tc>
@@ -2633,7 +2633,7 @@
                 <w:szCs w:val="27"/>
                 <w:rtl/>
               </w:rPr>
-              <w:t xml:space="preserve">بِرُّ الْوَالِدَيْنِ</w:t>
+              <w:t xml:space="preserve">بِرُّ الوَالِدَيْنِ</w:t>
             </w:r>
           </w:p>
         </w:tc>
@@ -2803,7 +2803,7 @@
                 <w:szCs w:val="27"/>
                 <w:rtl/>
               </w:rPr>
-              <w:t xml:space="preserve">حِفْظُ الْبِيئَةِ</w:t>
+              <w:t xml:space="preserve">حِفْظُ البِيئَةِ</w:t>
             </w:r>
           </w:p>
         </w:tc>
@@ -2973,7 +2973,7 @@
                 <w:szCs w:val="27"/>
                 <w:rtl/>
               </w:rPr>
-              <w:t xml:space="preserve">اَلشُّكْرُ</w:t>
+              <w:t xml:space="preserve">اَلشُّكْرُ</w:t>
             </w:r>
           </w:p>
         </w:tc>
@@ -3223,7 +3223,7 @@
                 <w:szCs w:val="30"/>
                 <w:rtl/>
               </w:rPr>
-              <w:t xml:space="preserve">سَاعَدَ   —   يَحْتَرِمُ   —   اِصْبِرْ   —   لِأَنَّ   —   إِنَّ   —   لَا تَكْذِبْ   —   يَجِبُ</w:t>
+              <w:t xml:space="preserve">سَاعَدَ   —   يَحْتَرِمُ   —   اِصْبِرْ   —   لِأَنَّ   —   إِنَّ   —   لَا تَكْذِبْ   —   يَجِبُ</w:t>
             </w:r>
           </w:p>
         </w:tc>
@@ -3330,7 +3330,7 @@
                 <w:szCs w:val="28"/>
                 <w:rtl/>
               </w:rPr>
-              <w:t xml:space="preserve">……………………… أَحْمَدُ جَارَهُ الْمَرِيضَ أَمْسِ.</w:t>
+              <w:t xml:space="preserve">……………………… أَحْمَد جَارَهُ المَرِيضَ أَمْسِ.</w:t>
             </w:r>
           </w:p>
         </w:tc>
@@ -3402,7 +3402,7 @@
                 <w:szCs w:val="28"/>
                 <w:rtl/>
               </w:rPr>
-              <w:t xml:space="preserve">اَلْوَلَدُ الْمُؤَدَّبُ ……………………… وَالِدَيْهِ دَائِمًا.</w:t>
+              <w:t xml:space="preserve">اَلوَلَدُ المُؤَدَّبُ ……………………… وَالِدَيْهِ دَائِمًا.</w:t>
             </w:r>
           </w:p>
         </w:tc>
@@ -3474,7 +3474,7 @@
                 <w:szCs w:val="28"/>
                 <w:rtl/>
               </w:rPr>
-              <w:t xml:space="preserve">……………………… عَلَى الْمُصِيبَةِ يَا أَخِي.</w:t>
+              <w:t xml:space="preserve">……………………… عَلَى المُصِيبَةِ يَا أَخِي.</w:t>
             </w:r>
           </w:p>
         </w:tc>
@@ -3546,7 +3546,7 @@
                 <w:szCs w:val="28"/>
                 <w:rtl/>
               </w:rPr>
-              <w:t xml:space="preserve">لَا أُصَاحِبُ الْكَاذِبَ ……………………… الْكَذِبَ خُلُقٌ سَيِّئٌ.</w:t>
+              <w:t xml:space="preserve">لَا أُصَاحِبُ الكَاذِبَ ……………………… الكَذِبَ خُلُقٌ سَيِّئٌ.</w:t>
             </w:r>
           </w:p>
         </w:tc>
@@ -3618,7 +3618,7 @@
                 <w:szCs w:val="28"/>
                 <w:rtl/>
               </w:rPr>
-              <w:t xml:space="preserve">……………………… الصَّبْرَ مِفْتَاحُ الْفَرَجِ.</w:t>
+              <w:t xml:space="preserve">……………………… الصَّبْرَ مِفْتَاحُ الفَرَجِ.</w:t>
             </w:r>
           </w:p>
         </w:tc>
@@ -3690,7 +3690,7 @@
                 <w:szCs w:val="28"/>
                 <w:rtl/>
               </w:rPr>
-              <w:t xml:space="preserve">……………………… يَا بُنَيَّ، فَالْكَذِبُ حَرَامٌ.</w:t>
+              <w:t xml:space="preserve">……………………… يَا بُنَيَّ، فَالْكَذِبُ حَرَامٌ.</w:t>
             </w:r>
           </w:p>
         </w:tc>
@@ -3762,7 +3762,7 @@
                 <w:szCs w:val="28"/>
                 <w:rtl/>
               </w:rPr>
-              <w:t xml:space="preserve">……………………… عَلَيْنَا أَنْ نُحَافِظَ عَلَى الْبِيئَةِ.</w:t>
+              <w:t xml:space="preserve">……………………… عَلَيْنَا أَنْ نُحَافِظَ عَلَى البِيئَةِ.</w:t>
             </w:r>
           </w:p>
         </w:tc>
@@ -3869,7 +3869,7 @@
           <w:sz w:val="20"/>
           <w:szCs w:val="20"/>
         </w:rPr>
-        <w:t xml:space="preserve">1.  «سَاعَدْنَا الْجِيرَانَ فِي الْأُسْبُوعِ الْمَاضِي» cümlesindeki fiilin kipi ve şahsı hangisidir?</w:t>
+        <w:t xml:space="preserve">1.  «سَاعَدْنَا الجِيرَانَ فِي الأُسْبُوعِ المَاضِي» cümlesindeki fiilin kipi ve şahsı hangisidir?</w:t>
       </w:r>
     </w:p>
     <w:tbl>
@@ -4181,7 +4181,7 @@
                 <w:szCs w:val="28"/>
                 <w:rtl/>
               </w:rPr>
-              <w:t xml:space="preserve">يَحْفَظُ الطَّالِبُ دَرْسَهُ</w:t>
+              <w:t xml:space="preserve">يَحْفَظُ الطَّالِبُ دَرْسَهُ</w:t>
             </w:r>
           </w:p>
         </w:tc>
@@ -4286,7 +4286,7 @@
                 <w:szCs w:val="28"/>
                 <w:rtl/>
               </w:rPr>
-              <w:t xml:space="preserve">حَفِظَ الطَّالِبُ دَرْسَهُ</w:t>
+              <w:t xml:space="preserve">حَفِظَ الطَّالِبُ دَرْسَهُ</w:t>
             </w:r>
           </w:p>
         </w:tc>
@@ -4336,7 +4336,7 @@
                 <w:szCs w:val="28"/>
                 <w:rtl/>
               </w:rPr>
-              <w:t xml:space="preserve">سَوْفَ نَحْفَظُ الدَّرْسَ</w:t>
+              <w:t xml:space="preserve">سَوْفَ نَحْفَظُ الدَّرْسَ</w:t>
             </w:r>
           </w:p>
         </w:tc>
@@ -4359,7 +4359,7 @@
           <w:sz w:val="20"/>
           <w:szCs w:val="20"/>
         </w:rPr>
-        <w:t xml:space="preserve">3.  «إِنَّ الصَّادِقَ مَحْبُوبٌ» cümlesinde «الصَّادِقَ» kelimesinin görevi nedir?</w:t>
+        <w:t xml:space="preserve">3.  «إِنَّ الصَّادِقَ مَحْبُوبٌ» cümlesinde «الصَّادِقَ» kelimesinin görevi nedir?</w:t>
       </w:r>
     </w:p>
     <w:tbl>
@@ -4671,7 +4671,7 @@
                 <w:szCs w:val="28"/>
                 <w:rtl/>
               </w:rPr>
-              <w:t xml:space="preserve">بَيْتُ الْجَدِّ</w:t>
+              <w:t xml:space="preserve">بَيْتُ الجَدِّ</w:t>
             </w:r>
           </w:p>
         </w:tc>
@@ -4721,7 +4721,7 @@
                 <w:szCs w:val="28"/>
                 <w:rtl/>
               </w:rPr>
-              <w:t xml:space="preserve">اَلْبَيْتُ الْكَبِيرُ</w:t>
+              <w:t xml:space="preserve">اَلبَيْتُ الكَبِيرُ</w:t>
             </w:r>
           </w:p>
         </w:tc>
@@ -4776,7 +4776,7 @@
                 <w:szCs w:val="28"/>
                 <w:rtl/>
               </w:rPr>
-              <w:t xml:space="preserve">ذَهَبَ الْوَلَدُ</w:t>
+              <w:t xml:space="preserve">ذَهَبَ الوَلَدُ</w:t>
             </w:r>
           </w:p>
         </w:tc>
@@ -4826,7 +4826,7 @@
                 <w:szCs w:val="28"/>
                 <w:rtl/>
               </w:rPr>
-              <w:t xml:space="preserve">فِي الْبَيْتِ</w:t>
+              <w:t xml:space="preserve">فِي البَيْتِ</w:t>
             </w:r>
           </w:p>
         </w:tc>
@@ -4918,7 +4918,7 @@
                 <w:szCs w:val="28"/>
                 <w:rtl/>
               </w:rPr>
-              <w:t xml:space="preserve">اَلْجَارُ كَرِيمٌ</w:t>
+              <w:t xml:space="preserve">اَلجَارُ كَرِيمٌ</w:t>
             </w:r>
           </w:p>
         </w:tc>
@@ -4968,7 +4968,7 @@
                 <w:szCs w:val="28"/>
                 <w:rtl/>
               </w:rPr>
-              <w:t xml:space="preserve">قَرَأَ عُمَرُ الْقُرْآنَ</w:t>
+              <w:t xml:space="preserve">قَرَأَ عُمَر القُرْآنَ</w:t>
             </w:r>
           </w:p>
         </w:tc>
@@ -5023,7 +5023,7 @@
                 <w:szCs w:val="28"/>
                 <w:rtl/>
               </w:rPr>
-              <w:t xml:space="preserve">ذَهَبَ الْأَبُ إِلَى السُّوقِ</w:t>
+              <w:t xml:space="preserve">ذَهَبَ الأَبُ إِلَى السُّوقِ</w:t>
             </w:r>
           </w:p>
         </w:tc>
@@ -5073,7 +5073,7 @@
                 <w:szCs w:val="28"/>
                 <w:rtl/>
               </w:rPr>
-              <w:t xml:space="preserve">اَلصِّدْقُ جَمِيلٌ</w:t>
+              <w:t xml:space="preserve">اَلصِّدْقُ جَمِيلٌ</w:t>
             </w:r>
           </w:p>
         </w:tc>
@@ -5375,7 +5375,7 @@
                 <w:szCs w:val="28"/>
                 <w:rtl/>
               </w:rPr>
-              <w:t xml:space="preserve">كَتَبَ الطُّلَّابُ الدَّرْسَ.</w:t>
+              <w:t xml:space="preserve">كَتَبَ الطُّلَّابُ الدَّرْسَ.</w:t>
             </w:r>
           </w:p>
         </w:tc>
@@ -5501,7 +5501,7 @@
                 <w:szCs w:val="28"/>
                 <w:rtl/>
               </w:rPr>
-              <w:t xml:space="preserve">اَلْبِنْتُ ذَهَبَ إِلَى الْمَدْرَسَةِ.</w:t>
+              <w:t xml:space="preserve">اَلبِنْتُ ذَهَبَ إِلَى المَدْرَسَةِ.</w:t>
             </w:r>
           </w:p>
         </w:tc>
@@ -5627,7 +5627,7 @@
                 <w:szCs w:val="28"/>
                 <w:rtl/>
               </w:rPr>
-              <w:t xml:space="preserve">إِنَّ الْأَمَانَةَ خُلُقٌ عَظِيمٌ.</w:t>
+              <w:t xml:space="preserve">إِنَّ الأَمَانَةَ خُلُقٌ عَظِيمٌ.</w:t>
             </w:r>
           </w:p>
         </w:tc>
@@ -5879,7 +5879,7 @@
                 <w:szCs w:val="28"/>
                 <w:rtl/>
               </w:rPr>
-              <w:t xml:space="preserve">سَوْفَ سَاعَدْتُ الْفَقِيرَ.</w:t>
+              <w:t xml:space="preserve">سَوْفَ سَاعَدْتُ الفَقِيرَ.</w:t>
             </w:r>
           </w:p>
         </w:tc>
@@ -6112,7 +6112,7 @@
                 <w:szCs w:val="28"/>
                 <w:rtl/>
               </w:rPr>
-              <w:t xml:space="preserve">الْجِيرَانَ  ـ  سَاعَدْنَا  ـ  أَمْسِ</w:t>
+              <w:t xml:space="preserve">الجِيرَانَ  ـ  سَاعَدْنَا  ـ  أَمْسِ</w:t>
             </w:r>
           </w:p>
         </w:tc>
@@ -6184,7 +6184,7 @@
                 <w:szCs w:val="28"/>
                 <w:rtl/>
               </w:rPr>
-              <w:t xml:space="preserve">وَاجِبٌ  ـ  بِرُّ  ـ  الْوَالِدَيْنِ</w:t>
+              <w:t xml:space="preserve">وَاجِبٌ  ـ  بِرُّ  ـ  الوَالِدَيْنِ</w:t>
             </w:r>
           </w:p>
         </w:tc>
@@ -6256,7 +6256,7 @@
                 <w:szCs w:val="28"/>
                 <w:rtl/>
               </w:rPr>
-              <w:t xml:space="preserve">مَحْبُوبٌ  ـ  الصَّادِقَ  ـ  إِنَّ</w:t>
+              <w:t xml:space="preserve">مَحْبُوبٌ  ـ  الصَّادِقَ  ـ  إِنَّ</w:t>
             </w:r>
           </w:p>
         </w:tc>
@@ -6400,7 +6400,7 @@
                 <w:szCs w:val="28"/>
                 <w:rtl/>
               </w:rPr>
-              <w:t xml:space="preserve">الْبِيئَةِ  ـ  عَلَى  ـ  نُحَافِظُ  ـ  نَحْنُ</w:t>
+              <w:t xml:space="preserve">البِيئَةِ  ـ  عَلَى  ـ  نُحَافِظُ  ـ  نَحْنُ</w:t>
             </w:r>
           </w:p>
         </w:tc>
@@ -6552,7 +6552,7 @@
                 <w:szCs w:val="30"/>
                 <w:rtl/>
               </w:rPr>
-              <w:t xml:space="preserve">اَلصِّدْقُ   —   اَلْأَمَانَةُ   —   اَلتَّعَاوُنُ   —   إِنَّ   —   لِأَنَّ   —   يَجِبُ عَلَيْنَا   —   أَعْتَقِدُ أَنَّ</w:t>
+              <w:t xml:space="preserve">اَلصِّدْقُ   —   اَلأَمَانَةُ   —   اَلتَّعَاوُنُ   —   إِنَّ   —   لِأَنَّ   —   يَجِبُ عَلَيْنَا   —   أَعْتَقِدُ أَنَّ</w:t>
             </w:r>
           </w:p>
         </w:tc>
@@ -7178,7 +7178,7 @@
                 <w:szCs w:val="27"/>
                 <w:rtl/>
               </w:rPr>
-              <w:t xml:space="preserve">اَلطَّالِبُ الصَّادِقُ لَا يَكْذِبُ. · اَلْمُسْلِمُ يُحْسِنُ إِلَى جَارِهِ.</w:t>
+              <w:t xml:space="preserve">اَلطَّالِبُ الصَّادِقُ لَا يَكْذِبُ. · اَلمُسْلِمُ يُحْسِنُ إِلَى جَارِهِ.</w:t>
             </w:r>
           </w:p>
           <w:p>
@@ -7196,7 +7196,7 @@
                 <w:szCs w:val="27"/>
                 <w:rtl/>
               </w:rPr>
-              <w:t xml:space="preserve">بِرُّ الْوَالِدَيْنِ وَاجِبٌ. · سَاعَدْنَا الْفُقَرَاءَ أَمْسِ.</w:t>
+              <w:t xml:space="preserve">بِرُّ الوَالِدَيْنِ وَاجِبٌ. · سَاعَدْنَا الفُقَرَاءَ أَمْسِ.</w:t>
             </w:r>
           </w:p>
           <w:p>
@@ -7214,7 +7214,7 @@
                 <w:szCs w:val="27"/>
                 <w:rtl/>
               </w:rPr>
-              <w:t xml:space="preserve">اِصْبِرْ، لِأَنَّ الصَّبْرَ جَمِيلٌ. · حِفْظُ الْبِيئَةِ وَاجِبٌ عَلَيْنَا جَمِيعًا.</w:t>
+              <w:t xml:space="preserve">اِصْبِرْ، لِأَنَّ الصَّبْرَ جَمِيلٌ. · حِفْظُ البِيئَةِ وَاجِبٌ عَلَيْنَا جَمِيعًا.</w:t>
             </w:r>
           </w:p>
         </w:tc>
@@ -7402,7 +7402,7 @@
                 <w:szCs w:val="27"/>
                 <w:rtl/>
               </w:rPr>
-              <w:t xml:space="preserve">سَاعَدَ ، يَحْتَرِمُ ، اِصْبِرْ ، لِأَنَّ ،</w:t>
+              <w:t xml:space="preserve">سَاعَدَ ، يَحْتَرِمُ ، اِصْبِرْ ، لِأَنَّ ،</w:t>
             </w:r>
           </w:p>
           <w:p>
@@ -7420,7 +7420,7 @@
                 <w:szCs w:val="27"/>
                 <w:rtl/>
               </w:rPr>
-              <w:t xml:space="preserve">إِنَّ ، لَا تَكْذِبْ ، يَجِبُ</w:t>
+              <w:t xml:space="preserve">إِنَّ ، لَا تَكْذِبْ ، يَجِبُ</w:t>
             </w:r>
           </w:p>
         </w:tc>
@@ -7702,7 +7702,7 @@
                 <w:szCs w:val="27"/>
                 <w:rtl/>
               </w:rPr>
-              <w:t xml:space="preserve">سَاعَدْنَا الْجِيرَانَ أَمْسِ. · بِرُّ الْوَالِدَيْنِ وَاجِبٌ.</w:t>
+              <w:t xml:space="preserve">سَاعَدْنَا الجِيرَانَ أَمْسِ. · بِرُّ الوَالِدَيْنِ وَاجِبٌ.</w:t>
             </w:r>
           </w:p>
           <w:p>
@@ -7720,7 +7720,7 @@
                 <w:szCs w:val="27"/>
                 <w:rtl/>
               </w:rPr>
-              <w:t xml:space="preserve">إِنَّ الصَّادِقَ مَحْبُوبٌ. · أَحْسِنْ إِلَى جَارِكَ. · نَحْنُ نُحَافِظُ عَلَى الْبِيئَةِ.</w:t>
+              <w:t xml:space="preserve">إِنَّ الصَّادِقَ مَحْبُوبٌ. · أَحْسِنْ إِلَى جَارِكَ. · نَحْنُ نُحَافِظُ عَلَى البِيئَةِ.</w:t>
             </w:r>
           </w:p>
         </w:tc>

--- a/dosyalar/10-sinif/arapca-10-1d1y-klasik.docx
+++ b/dosyalar/10-sinif/arapca-10-1d1y-klasik.docx
@@ -650,7 +650,7 @@
             </w:pPr>
             <w:r>
               <w:rPr>
-                <w:rFonts w:ascii="Markazi Text" w:cs="Markazi Text" w:eastAsia="Markazi Text" w:hAnsi="Markazi Text"/>
+                <w:rFonts w:ascii="Arakom" w:cs="Arakom" w:eastAsia="Arakom" w:hAnsi="Arakom"/>
                 <w:b w:val="false"/>
                 <w:bCs w:val="false"/>
                 <w:color w:val="111111"/>
@@ -746,7 +746,7 @@
             </w:pPr>
             <w:r>
               <w:rPr>
-                <w:rFonts w:ascii="Markazi Text" w:cs="Markazi Text" w:eastAsia="Markazi Text" w:hAnsi="Markazi Text"/>
+                <w:rFonts w:ascii="Arakom" w:cs="Arakom" w:eastAsia="Arakom" w:hAnsi="Arakom"/>
                 <w:b w:val="false"/>
                 <w:bCs w:val="false"/>
                 <w:color w:val="111111"/>
@@ -842,7 +842,7 @@
             </w:pPr>
             <w:r>
               <w:rPr>
-                <w:rFonts w:ascii="Markazi Text" w:cs="Markazi Text" w:eastAsia="Markazi Text" w:hAnsi="Markazi Text"/>
+                <w:rFonts w:ascii="Arakom" w:cs="Arakom" w:eastAsia="Arakom" w:hAnsi="Arakom"/>
                 <w:b w:val="false"/>
                 <w:bCs w:val="false"/>
                 <w:color w:val="111111"/>
@@ -938,7 +938,7 @@
             </w:pPr>
             <w:r>
               <w:rPr>
-                <w:rFonts w:ascii="Markazi Text" w:cs="Markazi Text" w:eastAsia="Markazi Text" w:hAnsi="Markazi Text"/>
+                <w:rFonts w:ascii="Arakom" w:cs="Arakom" w:eastAsia="Arakom" w:hAnsi="Arakom"/>
                 <w:b w:val="false"/>
                 <w:bCs w:val="false"/>
                 <w:color w:val="111111"/>
@@ -1034,7 +1034,7 @@
             </w:pPr>
             <w:r>
               <w:rPr>
-                <w:rFonts w:ascii="Markazi Text" w:cs="Markazi Text" w:eastAsia="Markazi Text" w:hAnsi="Markazi Text"/>
+                <w:rFonts w:ascii="Arakom" w:cs="Arakom" w:eastAsia="Arakom" w:hAnsi="Arakom"/>
                 <w:b w:val="false"/>
                 <w:bCs w:val="false"/>
                 <w:color w:val="111111"/>
@@ -1130,7 +1130,7 @@
             </w:pPr>
             <w:r>
               <w:rPr>
-                <w:rFonts w:ascii="Markazi Text" w:cs="Markazi Text" w:eastAsia="Markazi Text" w:hAnsi="Markazi Text"/>
+                <w:rFonts w:ascii="Arakom" w:cs="Arakom" w:eastAsia="Arakom" w:hAnsi="Arakom"/>
                 <w:b w:val="false"/>
                 <w:bCs w:val="false"/>
                 <w:color w:val="111111"/>
@@ -1459,7 +1459,7 @@
             </w:pPr>
             <w:r>
               <w:rPr>
-                <w:rFonts w:ascii="Markazi Text" w:cs="Markazi Text" w:eastAsia="Markazi Text" w:hAnsi="Markazi Text"/>
+                <w:rFonts w:ascii="Arakom" w:cs="Arakom" w:eastAsia="Arakom" w:hAnsi="Arakom"/>
                 <w:b w:val="false"/>
                 <w:bCs w:val="false"/>
                 <w:color w:val="111111"/>
@@ -1555,7 +1555,7 @@
             </w:pPr>
             <w:r>
               <w:rPr>
-                <w:rFonts w:ascii="Markazi Text" w:cs="Markazi Text" w:eastAsia="Markazi Text" w:hAnsi="Markazi Text"/>
+                <w:rFonts w:ascii="Arakom" w:cs="Arakom" w:eastAsia="Arakom" w:hAnsi="Arakom"/>
                 <w:b w:val="false"/>
                 <w:bCs w:val="false"/>
                 <w:color w:val="111111"/>
@@ -1651,7 +1651,7 @@
             </w:pPr>
             <w:r>
               <w:rPr>
-                <w:rFonts w:ascii="Markazi Text" w:cs="Markazi Text" w:eastAsia="Markazi Text" w:hAnsi="Markazi Text"/>
+                <w:rFonts w:ascii="Arakom" w:cs="Arakom" w:eastAsia="Arakom" w:hAnsi="Arakom"/>
                 <w:b w:val="false"/>
                 <w:bCs w:val="false"/>
                 <w:color w:val="111111"/>
@@ -1747,7 +1747,7 @@
             </w:pPr>
             <w:r>
               <w:rPr>
-                <w:rFonts w:ascii="Markazi Text" w:cs="Markazi Text" w:eastAsia="Markazi Text" w:hAnsi="Markazi Text"/>
+                <w:rFonts w:ascii="Arakom" w:cs="Arakom" w:eastAsia="Arakom" w:hAnsi="Arakom"/>
                 <w:b w:val="false"/>
                 <w:bCs w:val="false"/>
                 <w:color w:val="111111"/>
@@ -1843,7 +1843,7 @@
             </w:pPr>
             <w:r>
               <w:rPr>
-                <w:rFonts w:ascii="Markazi Text" w:cs="Markazi Text" w:eastAsia="Markazi Text" w:hAnsi="Markazi Text"/>
+                <w:rFonts w:ascii="Arakom" w:cs="Arakom" w:eastAsia="Arakom" w:hAnsi="Arakom"/>
                 <w:b w:val="false"/>
                 <w:bCs w:val="false"/>
                 <w:color w:val="111111"/>
@@ -1939,7 +1939,7 @@
             </w:pPr>
             <w:r>
               <w:rPr>
-                <w:rFonts w:ascii="Markazi Text" w:cs="Markazi Text" w:eastAsia="Markazi Text" w:hAnsi="Markazi Text"/>
+                <w:rFonts w:ascii="Arakom" w:cs="Arakom" w:eastAsia="Arakom" w:hAnsi="Arakom"/>
                 <w:b w:val="false"/>
                 <w:bCs w:val="false"/>
                 <w:color w:val="111111"/>
@@ -2115,7 +2115,7 @@
             </w:pPr>
             <w:r>
               <w:rPr>
-                <w:rFonts w:ascii="Markazi Text" w:cs="Markazi Text" w:eastAsia="Markazi Text" w:hAnsi="Markazi Text"/>
+                <w:rFonts w:ascii="Arakom" w:cs="Arakom" w:eastAsia="Arakom" w:hAnsi="Arakom"/>
                 <w:b w:val="false"/>
                 <w:bCs w:val="false"/>
                 <w:color w:val="111111"/>
@@ -2285,7 +2285,7 @@
             </w:pPr>
             <w:r>
               <w:rPr>
-                <w:rFonts w:ascii="Markazi Text" w:cs="Markazi Text" w:eastAsia="Markazi Text" w:hAnsi="Markazi Text"/>
+                <w:rFonts w:ascii="Arakom" w:cs="Arakom" w:eastAsia="Arakom" w:hAnsi="Arakom"/>
                 <w:b w:val="false"/>
                 <w:bCs w:val="false"/>
                 <w:color w:val="111111"/>
@@ -2455,7 +2455,7 @@
             </w:pPr>
             <w:r>
               <w:rPr>
-                <w:rFonts w:ascii="Markazi Text" w:cs="Markazi Text" w:eastAsia="Markazi Text" w:hAnsi="Markazi Text"/>
+                <w:rFonts w:ascii="Arakom" w:cs="Arakom" w:eastAsia="Arakom" w:hAnsi="Arakom"/>
                 <w:b w:val="false"/>
                 <w:bCs w:val="false"/>
                 <w:color w:val="111111"/>
@@ -2625,7 +2625,7 @@
             </w:pPr>
             <w:r>
               <w:rPr>
-                <w:rFonts w:ascii="Markazi Text" w:cs="Markazi Text" w:eastAsia="Markazi Text" w:hAnsi="Markazi Text"/>
+                <w:rFonts w:ascii="Arakom" w:cs="Arakom" w:eastAsia="Arakom" w:hAnsi="Arakom"/>
                 <w:b w:val="false"/>
                 <w:bCs w:val="false"/>
                 <w:color w:val="111111"/>
@@ -2795,7 +2795,7 @@
             </w:pPr>
             <w:r>
               <w:rPr>
-                <w:rFonts w:ascii="Markazi Text" w:cs="Markazi Text" w:eastAsia="Markazi Text" w:hAnsi="Markazi Text"/>
+                <w:rFonts w:ascii="Arakom" w:cs="Arakom" w:eastAsia="Arakom" w:hAnsi="Arakom"/>
                 <w:b w:val="false"/>
                 <w:bCs w:val="false"/>
                 <w:color w:val="111111"/>
@@ -2965,7 +2965,7 @@
             </w:pPr>
             <w:r>
               <w:rPr>
-                <w:rFonts w:ascii="Markazi Text" w:cs="Markazi Text" w:eastAsia="Markazi Text" w:hAnsi="Markazi Text"/>
+                <w:rFonts w:ascii="Arakom" w:cs="Arakom" w:eastAsia="Arakom" w:hAnsi="Arakom"/>
                 <w:b w:val="false"/>
                 <w:bCs w:val="false"/>
                 <w:color w:val="111111"/>
@@ -3215,7 +3215,7 @@
             </w:pPr>
             <w:r>
               <w:rPr>
-                <w:rFonts w:ascii="Markazi Text" w:cs="Markazi Text" w:eastAsia="Markazi Text" w:hAnsi="Markazi Text"/>
+                <w:rFonts w:ascii="Arakom" w:cs="Arakom" w:eastAsia="Arakom" w:hAnsi="Arakom"/>
                 <w:b w:val="false"/>
                 <w:bCs w:val="false"/>
                 <w:color w:val="111111"/>
@@ -3322,7 +3322,7 @@
             </w:pPr>
             <w:r>
               <w:rPr>
-                <w:rFonts w:ascii="Markazi Text" w:cs="Markazi Text" w:eastAsia="Markazi Text" w:hAnsi="Markazi Text"/>
+                <w:rFonts w:ascii="Arakom" w:cs="Arakom" w:eastAsia="Arakom" w:hAnsi="Arakom"/>
                 <w:b w:val="false"/>
                 <w:bCs w:val="false"/>
                 <w:color w:val="111111"/>
@@ -3394,7 +3394,7 @@
             </w:pPr>
             <w:r>
               <w:rPr>
-                <w:rFonts w:ascii="Markazi Text" w:cs="Markazi Text" w:eastAsia="Markazi Text" w:hAnsi="Markazi Text"/>
+                <w:rFonts w:ascii="Arakom" w:cs="Arakom" w:eastAsia="Arakom" w:hAnsi="Arakom"/>
                 <w:b w:val="false"/>
                 <w:bCs w:val="false"/>
                 <w:color w:val="111111"/>
@@ -3466,7 +3466,7 @@
             </w:pPr>
             <w:r>
               <w:rPr>
-                <w:rFonts w:ascii="Markazi Text" w:cs="Markazi Text" w:eastAsia="Markazi Text" w:hAnsi="Markazi Text"/>
+                <w:rFonts w:ascii="Arakom" w:cs="Arakom" w:eastAsia="Arakom" w:hAnsi="Arakom"/>
                 <w:b w:val="false"/>
                 <w:bCs w:val="false"/>
                 <w:color w:val="111111"/>
@@ -3538,7 +3538,7 @@
             </w:pPr>
             <w:r>
               <w:rPr>
-                <w:rFonts w:ascii="Markazi Text" w:cs="Markazi Text" w:eastAsia="Markazi Text" w:hAnsi="Markazi Text"/>
+                <w:rFonts w:ascii="Arakom" w:cs="Arakom" w:eastAsia="Arakom" w:hAnsi="Arakom"/>
                 <w:b w:val="false"/>
                 <w:bCs w:val="false"/>
                 <w:color w:val="111111"/>
@@ -3610,7 +3610,7 @@
             </w:pPr>
             <w:r>
               <w:rPr>
-                <w:rFonts w:ascii="Markazi Text" w:cs="Markazi Text" w:eastAsia="Markazi Text" w:hAnsi="Markazi Text"/>
+                <w:rFonts w:ascii="Arakom" w:cs="Arakom" w:eastAsia="Arakom" w:hAnsi="Arakom"/>
                 <w:b w:val="false"/>
                 <w:bCs w:val="false"/>
                 <w:color w:val="111111"/>
@@ -3682,7 +3682,7 @@
             </w:pPr>
             <w:r>
               <w:rPr>
-                <w:rFonts w:ascii="Markazi Text" w:cs="Markazi Text" w:eastAsia="Markazi Text" w:hAnsi="Markazi Text"/>
+                <w:rFonts w:ascii="Arakom" w:cs="Arakom" w:eastAsia="Arakom" w:hAnsi="Arakom"/>
                 <w:b w:val="false"/>
                 <w:bCs w:val="false"/>
                 <w:color w:val="111111"/>
@@ -3754,7 +3754,7 @@
             </w:pPr>
             <w:r>
               <w:rPr>
-                <w:rFonts w:ascii="Markazi Text" w:cs="Markazi Text" w:eastAsia="Markazi Text" w:hAnsi="Markazi Text"/>
+                <w:rFonts w:ascii="Arakom" w:cs="Arakom" w:eastAsia="Arakom" w:hAnsi="Arakom"/>
                 <w:b w:val="false"/>
                 <w:bCs w:val="false"/>
                 <w:color w:val="111111"/>
@@ -4173,7 +4173,7 @@
             </w:r>
             <w:r>
               <w:rPr>
-                <w:rFonts w:ascii="Markazi Text" w:cs="Markazi Text" w:eastAsia="Markazi Text" w:hAnsi="Markazi Text"/>
+                <w:rFonts w:ascii="Arakom" w:cs="Arakom" w:eastAsia="Arakom" w:hAnsi="Arakom"/>
                 <w:b w:val="false"/>
                 <w:bCs w:val="false"/>
                 <w:color w:val="111111"/>
@@ -4223,7 +4223,7 @@
             </w:r>
             <w:r>
               <w:rPr>
-                <w:rFonts w:ascii="Markazi Text" w:cs="Markazi Text" w:eastAsia="Markazi Text" w:hAnsi="Markazi Text"/>
+                <w:rFonts w:ascii="Arakom" w:cs="Arakom" w:eastAsia="Arakom" w:hAnsi="Arakom"/>
                 <w:b w:val="false"/>
                 <w:bCs w:val="false"/>
                 <w:color w:val="111111"/>
@@ -4278,7 +4278,7 @@
             </w:r>
             <w:r>
               <w:rPr>
-                <w:rFonts w:ascii="Markazi Text" w:cs="Markazi Text" w:eastAsia="Markazi Text" w:hAnsi="Markazi Text"/>
+                <w:rFonts w:ascii="Arakom" w:cs="Arakom" w:eastAsia="Arakom" w:hAnsi="Arakom"/>
                 <w:b w:val="false"/>
                 <w:bCs w:val="false"/>
                 <w:color w:val="111111"/>
@@ -4328,7 +4328,7 @@
             </w:r>
             <w:r>
               <w:rPr>
-                <w:rFonts w:ascii="Markazi Text" w:cs="Markazi Text" w:eastAsia="Markazi Text" w:hAnsi="Markazi Text"/>
+                <w:rFonts w:ascii="Arakom" w:cs="Arakom" w:eastAsia="Arakom" w:hAnsi="Arakom"/>
                 <w:b w:val="false"/>
                 <w:bCs w:val="false"/>
                 <w:color w:val="111111"/>
@@ -4663,7 +4663,7 @@
             </w:r>
             <w:r>
               <w:rPr>
-                <w:rFonts w:ascii="Markazi Text" w:cs="Markazi Text" w:eastAsia="Markazi Text" w:hAnsi="Markazi Text"/>
+                <w:rFonts w:ascii="Arakom" w:cs="Arakom" w:eastAsia="Arakom" w:hAnsi="Arakom"/>
                 <w:b w:val="false"/>
                 <w:bCs w:val="false"/>
                 <w:color w:val="111111"/>
@@ -4713,7 +4713,7 @@
             </w:r>
             <w:r>
               <w:rPr>
-                <w:rFonts w:ascii="Markazi Text" w:cs="Markazi Text" w:eastAsia="Markazi Text" w:hAnsi="Markazi Text"/>
+                <w:rFonts w:ascii="Arakom" w:cs="Arakom" w:eastAsia="Arakom" w:hAnsi="Arakom"/>
                 <w:b w:val="false"/>
                 <w:bCs w:val="false"/>
                 <w:color w:val="111111"/>
@@ -4768,7 +4768,7 @@
             </w:r>
             <w:r>
               <w:rPr>
-                <w:rFonts w:ascii="Markazi Text" w:cs="Markazi Text" w:eastAsia="Markazi Text" w:hAnsi="Markazi Text"/>
+                <w:rFonts w:ascii="Arakom" w:cs="Arakom" w:eastAsia="Arakom" w:hAnsi="Arakom"/>
                 <w:b w:val="false"/>
                 <w:bCs w:val="false"/>
                 <w:color w:val="111111"/>
@@ -4818,7 +4818,7 @@
             </w:r>
             <w:r>
               <w:rPr>
-                <w:rFonts w:ascii="Markazi Text" w:cs="Markazi Text" w:eastAsia="Markazi Text" w:hAnsi="Markazi Text"/>
+                <w:rFonts w:ascii="Arakom" w:cs="Arakom" w:eastAsia="Arakom" w:hAnsi="Arakom"/>
                 <w:b w:val="false"/>
                 <w:bCs w:val="false"/>
                 <w:color w:val="111111"/>
@@ -4910,7 +4910,7 @@
             </w:r>
             <w:r>
               <w:rPr>
-                <w:rFonts w:ascii="Markazi Text" w:cs="Markazi Text" w:eastAsia="Markazi Text" w:hAnsi="Markazi Text"/>
+                <w:rFonts w:ascii="Arakom" w:cs="Arakom" w:eastAsia="Arakom" w:hAnsi="Arakom"/>
                 <w:b w:val="false"/>
                 <w:bCs w:val="false"/>
                 <w:color w:val="111111"/>
@@ -4960,7 +4960,7 @@
             </w:r>
             <w:r>
               <w:rPr>
-                <w:rFonts w:ascii="Markazi Text" w:cs="Markazi Text" w:eastAsia="Markazi Text" w:hAnsi="Markazi Text"/>
+                <w:rFonts w:ascii="Arakom" w:cs="Arakom" w:eastAsia="Arakom" w:hAnsi="Arakom"/>
                 <w:b w:val="false"/>
                 <w:bCs w:val="false"/>
                 <w:color w:val="111111"/>
@@ -5015,7 +5015,7 @@
             </w:r>
             <w:r>
               <w:rPr>
-                <w:rFonts w:ascii="Markazi Text" w:cs="Markazi Text" w:eastAsia="Markazi Text" w:hAnsi="Markazi Text"/>
+                <w:rFonts w:ascii="Arakom" w:cs="Arakom" w:eastAsia="Arakom" w:hAnsi="Arakom"/>
                 <w:b w:val="false"/>
                 <w:bCs w:val="false"/>
                 <w:color w:val="111111"/>
@@ -5065,7 +5065,7 @@
             </w:r>
             <w:r>
               <w:rPr>
-                <w:rFonts w:ascii="Markazi Text" w:cs="Markazi Text" w:eastAsia="Markazi Text" w:hAnsi="Markazi Text"/>
+                <w:rFonts w:ascii="Arakom" w:cs="Arakom" w:eastAsia="Arakom" w:hAnsi="Arakom"/>
                 <w:b w:val="false"/>
                 <w:bCs w:val="false"/>
                 <w:color w:val="111111"/>
@@ -5367,7 +5367,7 @@
             </w:pPr>
             <w:r>
               <w:rPr>
-                <w:rFonts w:ascii="Markazi Text" w:cs="Markazi Text" w:eastAsia="Markazi Text" w:hAnsi="Markazi Text"/>
+                <w:rFonts w:ascii="Arakom" w:cs="Arakom" w:eastAsia="Arakom" w:hAnsi="Arakom"/>
                 <w:b w:val="false"/>
                 <w:bCs w:val="false"/>
                 <w:color w:val="111111"/>
@@ -5493,7 +5493,7 @@
             </w:pPr>
             <w:r>
               <w:rPr>
-                <w:rFonts w:ascii="Markazi Text" w:cs="Markazi Text" w:eastAsia="Markazi Text" w:hAnsi="Markazi Text"/>
+                <w:rFonts w:ascii="Arakom" w:cs="Arakom" w:eastAsia="Arakom" w:hAnsi="Arakom"/>
                 <w:b w:val="false"/>
                 <w:bCs w:val="false"/>
                 <w:color w:val="111111"/>
@@ -5619,7 +5619,7 @@
             </w:pPr>
             <w:r>
               <w:rPr>
-                <w:rFonts w:ascii="Markazi Text" w:cs="Markazi Text" w:eastAsia="Markazi Text" w:hAnsi="Markazi Text"/>
+                <w:rFonts w:ascii="Arakom" w:cs="Arakom" w:eastAsia="Arakom" w:hAnsi="Arakom"/>
                 <w:b w:val="false"/>
                 <w:bCs w:val="false"/>
                 <w:color w:val="111111"/>
@@ -5745,7 +5745,7 @@
             </w:pPr>
             <w:r>
               <w:rPr>
-                <w:rFonts w:ascii="Markazi Text" w:cs="Markazi Text" w:eastAsia="Markazi Text" w:hAnsi="Markazi Text"/>
+                <w:rFonts w:ascii="Arakom" w:cs="Arakom" w:eastAsia="Arakom" w:hAnsi="Arakom"/>
                 <w:b w:val="false"/>
                 <w:bCs w:val="false"/>
                 <w:color w:val="111111"/>
@@ -5871,7 +5871,7 @@
             </w:pPr>
             <w:r>
               <w:rPr>
-                <w:rFonts w:ascii="Markazi Text" w:cs="Markazi Text" w:eastAsia="Markazi Text" w:hAnsi="Markazi Text"/>
+                <w:rFonts w:ascii="Arakom" w:cs="Arakom" w:eastAsia="Arakom" w:hAnsi="Arakom"/>
                 <w:b w:val="false"/>
                 <w:bCs w:val="false"/>
                 <w:color w:val="111111"/>
@@ -6104,7 +6104,7 @@
             </w:pPr>
             <w:r>
               <w:rPr>
-                <w:rFonts w:ascii="Markazi Text" w:cs="Markazi Text" w:eastAsia="Markazi Text" w:hAnsi="Markazi Text"/>
+                <w:rFonts w:ascii="Arakom" w:cs="Arakom" w:eastAsia="Arakom" w:hAnsi="Arakom"/>
                 <w:b w:val="false"/>
                 <w:bCs w:val="false"/>
                 <w:color w:val="111111"/>
@@ -6176,7 +6176,7 @@
             </w:pPr>
             <w:r>
               <w:rPr>
-                <w:rFonts w:ascii="Markazi Text" w:cs="Markazi Text" w:eastAsia="Markazi Text" w:hAnsi="Markazi Text"/>
+                <w:rFonts w:ascii="Arakom" w:cs="Arakom" w:eastAsia="Arakom" w:hAnsi="Arakom"/>
                 <w:b w:val="false"/>
                 <w:bCs w:val="false"/>
                 <w:color w:val="111111"/>
@@ -6248,7 +6248,7 @@
             </w:pPr>
             <w:r>
               <w:rPr>
-                <w:rFonts w:ascii="Markazi Text" w:cs="Markazi Text" w:eastAsia="Markazi Text" w:hAnsi="Markazi Text"/>
+                <w:rFonts w:ascii="Arakom" w:cs="Arakom" w:eastAsia="Arakom" w:hAnsi="Arakom"/>
                 <w:b w:val="false"/>
                 <w:bCs w:val="false"/>
                 <w:color w:val="111111"/>
@@ -6320,7 +6320,7 @@
             </w:pPr>
             <w:r>
               <w:rPr>
-                <w:rFonts w:ascii="Markazi Text" w:cs="Markazi Text" w:eastAsia="Markazi Text" w:hAnsi="Markazi Text"/>
+                <w:rFonts w:ascii="Arakom" w:cs="Arakom" w:eastAsia="Arakom" w:hAnsi="Arakom"/>
                 <w:b w:val="false"/>
                 <w:bCs w:val="false"/>
                 <w:color w:val="111111"/>
@@ -6392,7 +6392,7 @@
             </w:pPr>
             <w:r>
               <w:rPr>
-                <w:rFonts w:ascii="Markazi Text" w:cs="Markazi Text" w:eastAsia="Markazi Text" w:hAnsi="Markazi Text"/>
+                <w:rFonts w:ascii="Arakom" w:cs="Arakom" w:eastAsia="Arakom" w:hAnsi="Arakom"/>
                 <w:b w:val="false"/>
                 <w:bCs w:val="false"/>
                 <w:color w:val="111111"/>
@@ -6544,7 +6544,7 @@
             </w:pPr>
             <w:r>
               <w:rPr>
-                <w:rFonts w:ascii="Markazi Text" w:cs="Markazi Text" w:eastAsia="Markazi Text" w:hAnsi="Markazi Text"/>
+                <w:rFonts w:ascii="Arakom" w:cs="Arakom" w:eastAsia="Arakom" w:hAnsi="Arakom"/>
                 <w:b w:val="false"/>
                 <w:bCs w:val="false"/>
                 <w:color w:val="111111"/>
@@ -7170,7 +7170,7 @@
             </w:pPr>
             <w:r>
               <w:rPr>
-                <w:rFonts w:ascii="Markazi Text" w:cs="Markazi Text" w:eastAsia="Markazi Text" w:hAnsi="Markazi Text"/>
+                <w:rFonts w:ascii="Arakom" w:cs="Arakom" w:eastAsia="Arakom" w:hAnsi="Arakom"/>
                 <w:b w:val="false"/>
                 <w:bCs w:val="false"/>
                 <w:color w:val="111111"/>
@@ -7188,7 +7188,7 @@
             </w:pPr>
             <w:r>
               <w:rPr>
-                <w:rFonts w:ascii="Markazi Text" w:cs="Markazi Text" w:eastAsia="Markazi Text" w:hAnsi="Markazi Text"/>
+                <w:rFonts w:ascii="Arakom" w:cs="Arakom" w:eastAsia="Arakom" w:hAnsi="Arakom"/>
                 <w:b w:val="false"/>
                 <w:bCs w:val="false"/>
                 <w:color w:val="111111"/>
@@ -7206,7 +7206,7 @@
             </w:pPr>
             <w:r>
               <w:rPr>
-                <w:rFonts w:ascii="Markazi Text" w:cs="Markazi Text" w:eastAsia="Markazi Text" w:hAnsi="Markazi Text"/>
+                <w:rFonts w:ascii="Arakom" w:cs="Arakom" w:eastAsia="Arakom" w:hAnsi="Arakom"/>
                 <w:b w:val="false"/>
                 <w:bCs w:val="false"/>
                 <w:color w:val="111111"/>
@@ -7394,7 +7394,7 @@
             </w:pPr>
             <w:r>
               <w:rPr>
-                <w:rFonts w:ascii="Markazi Text" w:cs="Markazi Text" w:eastAsia="Markazi Text" w:hAnsi="Markazi Text"/>
+                <w:rFonts w:ascii="Arakom" w:cs="Arakom" w:eastAsia="Arakom" w:hAnsi="Arakom"/>
                 <w:b w:val="false"/>
                 <w:bCs w:val="false"/>
                 <w:color w:val="111111"/>
@@ -7412,7 +7412,7 @@
             </w:pPr>
             <w:r>
               <w:rPr>
-                <w:rFonts w:ascii="Markazi Text" w:cs="Markazi Text" w:eastAsia="Markazi Text" w:hAnsi="Markazi Text"/>
+                <w:rFonts w:ascii="Arakom" w:cs="Arakom" w:eastAsia="Arakom" w:hAnsi="Arakom"/>
                 <w:b w:val="false"/>
                 <w:bCs w:val="false"/>
                 <w:color w:val="111111"/>
@@ -7694,7 +7694,7 @@
             </w:pPr>
             <w:r>
               <w:rPr>
-                <w:rFonts w:ascii="Markazi Text" w:cs="Markazi Text" w:eastAsia="Markazi Text" w:hAnsi="Markazi Text"/>
+                <w:rFonts w:ascii="Arakom" w:cs="Arakom" w:eastAsia="Arakom" w:hAnsi="Arakom"/>
                 <w:b w:val="false"/>
                 <w:bCs w:val="false"/>
                 <w:color w:val="111111"/>
@@ -7712,7 +7712,7 @@
             </w:pPr>
             <w:r>
               <w:rPr>
-                <w:rFonts w:ascii="Markazi Text" w:cs="Markazi Text" w:eastAsia="Markazi Text" w:hAnsi="Markazi Text"/>
+                <w:rFonts w:ascii="Arakom" w:cs="Arakom" w:eastAsia="Arakom" w:hAnsi="Arakom"/>
                 <w:b w:val="false"/>
                 <w:bCs w:val="false"/>
                 <w:color w:val="111111"/>
